--- a/docs/待填数据.docx
+++ b/docs/待填数据.docx
@@ -32,7 +32,7 @@
         </ns0:rPr>
       </ns0:pPr>
       <ns0:r>
-        <ns0:t>正式调查按既定配额实施，累计发放961份，回收有效问卷961份（到访674份、未到访287份），有效回收率100.00%。</ns0:t>
+        <ns0:t>正式调查按既定配额实施，累计发放问卷961份，回收问卷961份，质控后有效问卷880份（到访661份、未到访219份），有效率91.57%。</ns0:t>
       </ns0:r>
       <ns0:r>
         <ns0:rPr>
@@ -1672,7 +1672,7 @@
         <ns0:rPr>
           <ns0:rFonts ns0:hint="eastAsia"/>
         </ns0:rPr>
-        <ns0:t>正式调查按既定配额实施，累计发放813份，回收有效问卷813份（到访647份、未到访166份），有效回收率100.00%。</ns0:t>
+        <ns0:t>正式调查按既定配额实施，累计发放问卷961份，回收问卷961份，质控后有效问卷880份（到访661份、未到访219份），有效率91.57%。</ns0:t>
       </ns0:r>
     </ns0:p>
     <ns0:p ns2:paraId="16555232" ns2:textId="77777777" ns0:rsidR="00AD0633" ns0:rsidRDefault="00AD0633" ns0:rsidP="00AD0633">
@@ -1970,7 +1970,7 @@
               </ns0:rPr>
             </ns0:pPr>
             <ns0:r>
-              <ns0:t>0.8277</ns0:t>
+              <ns0:t>0.8063</ns0:t>
             </ns0:r>
           </ns0:p>
         </ns0:tc>
@@ -2077,7 +2077,7 @@
               </ns0:rPr>
             </ns0:pPr>
             <ns0:r>
-              <ns0:t>0.7355</ns0:t>
+              <ns0:t>0.7052</ns0:t>
             </ns0:r>
           </ns0:p>
         </ns0:tc>
@@ -2175,7 +2175,7 @@
               </ns0:rPr>
             </ns0:pPr>
             <ns0:r>
-              <ns0:t>0.7771</ns0:t>
+              <ns0:t>0.7440</ns0:t>
             </ns0:r>
           </ns0:p>
         </ns0:tc>
@@ -2273,7 +2273,7 @@
               </ns0:rPr>
             </ns0:pPr>
             <ns0:r>
-              <ns0:t>0.8486</ns0:t>
+              <ns0:t>0.8286</ns0:t>
             </ns0:r>
           </ns0:p>
         </ns0:tc>
@@ -2371,7 +2371,7 @@
               </ns0:rPr>
             </ns0:pPr>
             <ns0:r>
-              <ns0:t>0.8069</ns0:t>
+              <ns0:t>0.7835</ns0:t>
             </ns0:r>
           </ns0:p>
         </ns0:tc>
@@ -2394,7 +2394,7 @@
               </ns0:rPr>
             </ns0:pPr>
             <ns0:r>
-              <ns0:t>良好</ns0:t>
+              <ns0:t>可接受</ns0:t>
             </ns0:r>
           </ns0:p>
         </ns0:tc>
@@ -2469,7 +2469,7 @@
               </ns0:rPr>
             </ns0:pPr>
             <ns0:r>
-              <ns0:t>0.8638</ns0:t>
+              <ns0:t>0.8278</ns0:t>
             </ns0:r>
           </ns0:p>
         </ns0:tc>
@@ -2667,7 +2667,7 @@
               </ns0:rPr>
             </ns0:pPr>
             <ns0:r>
-              <ns0:t>0.9536</ns0:t>
+              <ns0:t>0.9396</ns0:t>
             </ns0:r>
           </ns0:p>
         </ns0:tc>
@@ -2719,7 +2719,7 @@
               </ns0:rPr>
             </ns0:pPr>
             <ns0:r>
-              <ns0:t>19803.061</ns0:t>
+              <ns0:t>15872.136</ns0:t>
             </ns0:r>
           </ns0:p>
         </ns0:tc>
@@ -2878,7 +2878,7 @@
         <ns0:rPr>
           <ns0:rFonts ns0:hint="eastAsia"/>
         </ns0:rPr>
-        <ns0:t>本次调查累计发放问卷961份，有效问卷961份，问卷有效率100.00%。以下为有效问卷样本的结构分析。</ns0:t>
+        <ns0:t>本次调查累计发放问卷961份，回收问卷961份，质控后有效问卷880份（有效率91.57%）。以下为有效问卷样本的结构分析。</ns0:t>
       </ns0:r>
       <ns0:r>
         <ns0:rPr>
@@ -2931,7 +2931,7 @@
         <ns0:rPr>
           <ns0:rFonts ns0:hint="eastAsia"/>
         </ns0:rPr>
-        <ns0:t>本次调查回收有效问卷共961份，在所有受访者中，男女比例为500:461（52.03%:47.97%）；年龄结构中，编码3占38.40%，编码2占33.09%，编码4占16.13%。</ns0:t>
+        <ns0:t>本次调查回收有效问卷共880份，在所有受访者中，男女比例为452:428（51.36%:48.64%）。从年龄分布看，18岁以下占4.09%，18-25岁占33.41%，26-45岁占35.91%，46-64岁占17.39%，65岁及以上占9.20%。</ns0:t>
       </ns0:r>
       <ns0:r>
         <ns0:rPr>
@@ -3365,7 +3365,7 @@
                 <ns0:szCs ns0:val="24"/>
                 <ns0:highlight ns0:val="yellow"/>
               </ns0:rPr>
-              <ns0:t>7.18%</ns0:t>
+              <ns0:t>7.84%</ns0:t>
             </ns0:r>
           </ns0:p>
         </ns0:tc>
@@ -3491,7 +3491,7 @@
                 <ns0:szCs ns0:val="24"/>
                 <ns0:highlight ns0:val="yellow"/>
               </ns0:rPr>
-              <ns0:t>100</ns0:t>
+              <ns0:t>97</ns0:t>
             </ns0:r>
           </ns0:p>
         </ns0:tc>
@@ -3523,7 +3523,7 @@
                 <ns0:szCs ns0:val="24"/>
                 <ns0:highlight ns0:val="yellow"/>
               </ns0:rPr>
-              <ns0:t>10.41%</ns0:t>
+              <ns0:t>11.02%</ns0:t>
             </ns0:r>
           </ns0:p>
         </ns0:tc>
@@ -3643,7 +3643,7 @@
                 <ns0:szCs ns0:val="24"/>
                 <ns0:highlight ns0:val="yellow"/>
               </ns0:rPr>
-              <ns0:t>206</ns0:t>
+              <ns0:t>205</ns0:t>
             </ns0:r>
           </ns0:p>
         </ns0:tc>
@@ -3675,7 +3675,7 @@
                 <ns0:szCs ns0:val="24"/>
                 <ns0:highlight ns0:val="yellow"/>
               </ns0:rPr>
-              <ns0:t>21.44%</ns0:t>
+              <ns0:t>23.30%</ns0:t>
             </ns0:r>
           </ns0:p>
         </ns0:tc>
@@ -3789,7 +3789,7 @@
               </ns0:rPr>
             </ns0:pPr>
             <ns0:r>
-              <ns0:t>419</ns0:t>
+              <ns0:t>345</ns0:t>
             </ns0:r>
           </ns0:p>
         </ns0:tc>
@@ -3815,7 +3815,7 @@
               </ns0:rPr>
             </ns0:pPr>
             <ns0:r>
-              <ns0:t>43.60%</ns0:t>
+              <ns0:t>39.20%</ns0:t>
             </ns0:r>
           </ns0:p>
         </ns0:tc>
@@ -3928,7 +3928,7 @@
               </ns0:rPr>
             </ns0:pPr>
             <ns0:r>
-              <ns0:t>167</ns0:t>
+              <ns0:t>164</ns0:t>
             </ns0:r>
           </ns0:p>
         </ns0:tc>
@@ -3954,7 +3954,7 @@
               </ns0:rPr>
             </ns0:pPr>
             <ns0:r>
-              <ns0:t>17.38%</ns0:t>
+              <ns0:t>18.64%</ns0:t>
             </ns0:r>
           </ns0:p>
         </ns0:tc>
@@ -4079,7 +4079,7 @@
                 <ns0:szCs ns0:val="24"/>
                 <ns0:highlight ns0:val="yellow"/>
               </ns0:rPr>
-              <ns0:t>133</ns0:t>
+              <ns0:t>59</ns0:t>
             </ns0:r>
           </ns0:p>
         </ns0:tc>
@@ -4111,7 +4111,7 @@
                 <ns0:szCs ns0:val="24"/>
                 <ns0:highlight ns0:val="yellow"/>
               </ns0:rPr>
-              <ns0:t>13.84%</ns0:t>
+              <ns0:t>6.70%</ns0:t>
             </ns0:r>
           </ns0:p>
         </ns0:tc>
@@ -4269,7 +4269,7 @@
                 <ns0:szCs ns0:val="24"/>
                 <ns0:highlight ns0:val="yellow"/>
               </ns0:rPr>
-              <ns0:t>35.28%</ns0:t>
+              <ns0:t>38.52%</ns0:t>
             </ns0:r>
           </ns0:p>
         </ns0:tc>
@@ -4389,7 +4389,7 @@
                 <ns0:szCs ns0:val="24"/>
                 <ns0:highlight ns0:val="yellow"/>
               </ns0:rPr>
-              <ns0:t>87</ns0:t>
+              <ns0:t>84</ns0:t>
             </ns0:r>
           </ns0:p>
         </ns0:tc>
@@ -4421,7 +4421,7 @@
                 <ns0:szCs ns0:val="24"/>
                 <ns0:highlight ns0:val="yellow"/>
               </ns0:rPr>
-              <ns0:t>9.05%</ns0:t>
+              <ns0:t>9.55%</ns0:t>
             </ns0:r>
           </ns0:p>
         </ns0:tc>
@@ -4541,7 +4541,7 @@
                 <ns0:szCs ns0:val="24"/>
                 <ns0:highlight ns0:val="yellow"/>
               </ns0:rPr>
-              <ns0:t>93</ns0:t>
+              <ns0:t>91</ns0:t>
             </ns0:r>
           </ns0:p>
         </ns0:tc>
@@ -4573,7 +4573,7 @@
                 <ns0:szCs ns0:val="24"/>
                 <ns0:highlight ns0:val="yellow"/>
               </ns0:rPr>
-              <ns0:t>9.68%</ns0:t>
+              <ns0:t>10.34%</ns0:t>
             </ns0:r>
           </ns0:p>
         </ns0:tc>
@@ -4725,7 +4725,7 @@
                 <ns0:szCs ns0:val="24"/>
                 <ns0:highlight ns0:val="yellow"/>
               </ns0:rPr>
-              <ns0:t>16.23%</ns0:t>
+              <ns0:t>17.73%</ns0:t>
             </ns0:r>
           </ns0:p>
         </ns0:tc>
@@ -4844,7 +4844,7 @@
                 <ns0:szCs ns0:val="24"/>
                 <ns0:highlight ns0:val="yellow"/>
               </ns0:rPr>
-              <ns0:t>112</ns0:t>
+              <ns0:t>111</ns0:t>
             </ns0:r>
           </ns0:p>
         </ns0:tc>
@@ -4876,7 +4876,7 @@
                 <ns0:szCs ns0:val="24"/>
                 <ns0:highlight ns0:val="yellow"/>
               </ns0:rPr>
-              <ns0:t>11.65%</ns0:t>
+              <ns0:t>12.61%</ns0:t>
             </ns0:r>
           </ns0:p>
         </ns0:tc>
@@ -4995,7 +4995,7 @@
                 <ns0:szCs ns0:val="24"/>
                 <ns0:highlight ns0:val="yellow"/>
               </ns0:rPr>
-              <ns0:t>1</ns0:t>
+              <ns0:t>0</ns0:t>
             </ns0:r>
           </ns0:p>
         </ns0:tc>
@@ -5027,7 +5027,7 @@
                 <ns0:szCs ns0:val="24"/>
                 <ns0:highlight ns0:val="yellow"/>
               </ns0:rPr>
-              <ns0:t>0.10%</ns0:t>
+              <ns0:t>0.00%</ns0:t>
             </ns0:r>
           </ns0:p>
         </ns0:tc>
@@ -5178,7 +5178,7 @@
                 <ns0:szCs ns0:val="24"/>
                 <ns0:highlight ns0:val="yellow"/>
               </ns0:rPr>
-              <ns0:t>4.16%</ns0:t>
+              <ns0:t>4.55%</ns0:t>
             </ns0:r>
           </ns0:p>
         </ns0:tc>
@@ -5313,7 +5313,7 @@
                 <ns0:szCs ns0:val="24"/>
                 <ns0:highlight ns0:val="yellow"/>
               </ns0:rPr>
-              <ns0:t>211</ns0:t>
+              <ns0:t>140</ns0:t>
             </ns0:r>
           </ns0:p>
         </ns0:tc>
@@ -5345,7 +5345,7 @@
                 <ns0:szCs ns0:val="24"/>
                 <ns0:highlight ns0:val="yellow"/>
               </ns0:rPr>
-              <ns0:t>21.96%</ns0:t>
+              <ns0:t>15.91%</ns0:t>
             </ns0:r>
           </ns0:p>
         </ns0:tc>
@@ -5464,7 +5464,7 @@
               </ns0:rPr>
             </ns0:pPr>
             <ns0:r>
-              <ns0:t>238</ns0:t>
+              <ns0:t>234</ns0:t>
             </ns0:r>
           </ns0:p>
         </ns0:tc>
@@ -5490,7 +5490,7 @@
               </ns0:rPr>
             </ns0:pPr>
             <ns0:r>
-              <ns0:t>24.77%</ns0:t>
+              <ns0:t>26.59%</ns0:t>
             </ns0:r>
           </ns0:p>
         </ns0:tc>
@@ -5609,7 +5609,7 @@
                 <ns0:szCs ns0:val="24"/>
                 <ns0:highlight ns0:val="yellow"/>
               </ns0:rPr>
-              <ns0:t>313</ns0:t>
+              <ns0:t>312</ns0:t>
             </ns0:r>
           </ns0:p>
         </ns0:tc>
@@ -5641,7 +5641,7 @@
                 <ns0:szCs ns0:val="24"/>
                 <ns0:highlight ns0:val="yellow"/>
               </ns0:rPr>
-              <ns0:t>32.57%</ns0:t>
+              <ns0:t>35.45%</ns0:t>
             </ns0:r>
           </ns0:p>
         </ns0:tc>
@@ -5760,7 +5760,7 @@
                 <ns0:szCs ns0:val="24"/>
                 <ns0:highlight ns0:val="yellow"/>
               </ns0:rPr>
-              <ns0:t>156</ns0:t>
+              <ns0:t>154</ns0:t>
             </ns0:r>
           </ns0:p>
         </ns0:tc>
@@ -5792,7 +5792,7 @@
                 <ns0:szCs ns0:val="24"/>
                 <ns0:highlight ns0:val="yellow"/>
               </ns0:rPr>
-              <ns0:t>16.23%</ns0:t>
+              <ns0:t>17.50%</ns0:t>
             </ns0:r>
           </ns0:p>
         </ns0:tc>
@@ -5911,7 +5911,7 @@
                 <ns0:szCs ns0:val="24"/>
                 <ns0:highlight ns0:val="yellow"/>
               </ns0:rPr>
-              <ns0:t>43</ns0:t>
+              <ns0:t>40</ns0:t>
             </ns0:r>
           </ns0:p>
         </ns0:tc>
@@ -5943,7 +5943,7 @@
                 <ns0:szCs ns0:val="24"/>
                 <ns0:highlight ns0:val="yellow"/>
               </ns0:rPr>
-              <ns0:t>4.47%</ns0:t>
+              <ns0:t>4.55%</ns0:t>
             </ns0:r>
           </ns0:p>
         </ns0:tc>
@@ -6037,7 +6037,7 @@
                 <ns0:szCs ns0:val="24"/>
                 <ns0:highlight ns0:val="yellow"/>
               </ns0:rPr>
-              <ns0:t>961</ns0:t>
+              <ns0:t>880</ns0:t>
             </ns0:r>
           </ns0:p>
         </ns0:tc>
@@ -6147,7 +6147,7 @@
     </ns0:sectPr>
     <ns0:p>
       <ns0:r>
-        <ns0:t>正式调查按既定配额实施，累计发放问卷961份，回收有效问卷961份（到访674份、未到访287份），有效回收率100.00%。</ns0:t>
+        <ns0:t>正式调查按既定配额实施，累计发放问卷961份，回收问卷961份，质控后有效问卷880份（到访661份、未到访219份），有效率91.57%。</ns0:t>
       </ns0:r>
     </ns0:p>
   </ns0:body>
